--- a/Knowledge/3-Work knowledge/1-Software Engineering/2-Testing/5-My Source/1-ISTQB Foundation Level/1-Testing terms/24-Whole Team Approach.docx
+++ b/Knowledge/3-Work knowledge/1-Software Engineering/2-Testing/5-My Source/1-ISTQB Foundation Level/1-Testing terms/24-Whole Team Approach.docx
@@ -43,96 +43,42 @@
       </w:pPr>
       <w:r>
         <w:rPr>
-          <w:b/>
+          <w:rFonts w:ascii="Arial" w:eastAsia="Arial" w:hAnsi="Arial"/>
+          <w:sz w:val="18"/>
+          <w:highlight w:val="lightGray"/>
           <w:shd w:val="clear" w:color="auto" w:fill="B7B7B7"/>
         </w:rPr>
-        <w:t># Source</w:t>
-      </w:r>
-      <w:r>
-        <w:rPr>
+        <w:t xml:space="preserve"># Source: Chatgot </w:t>
+      </w:r>
+      <w:r>
+        <w:rPr>
+          <w:rFonts w:ascii="Arial" w:eastAsia="Arial" w:hAnsi="Arial"/>
+          <w:sz w:val="18"/>
+          <w:szCs w:val="14"/>
+          <w:highlight w:val="lightGray"/>
           <w:shd w:val="clear" w:color="auto" w:fill="B7B7B7"/>
         </w:rPr>
-        <w:t xml:space="preserve">: </w:t>
-      </w:r>
-      <w:proofErr w:type="spellStart"/>
-      <w:r>
-        <w:rPr>
-          <w:b/>
+        <w:t>(GPT</w:t>
+      </w:r>
+      <w:r>
+        <w:rPr>
+          <w:rFonts w:ascii="Arial" w:eastAsia="Arial" w:hAnsi="Arial" w:cs="Cambria Math"/>
+          <w:sz w:val="18"/>
+          <w:szCs w:val="14"/>
+          <w:highlight w:val="lightGray"/>
           <w:shd w:val="clear" w:color="auto" w:fill="B7B7B7"/>
         </w:rPr>
-        <w:t>Chatgot</w:t>
-      </w:r>
-      <w:proofErr w:type="spellEnd"/>
-      <w:r>
-        <w:rPr>
-          <w:b/>
+        <w:t>‑</w:t>
+      </w:r>
+      <w:r>
+        <w:rPr>
+          <w:rFonts w:ascii="Arial" w:eastAsia="Arial" w:hAnsi="Arial"/>
+          <w:sz w:val="18"/>
+          <w:szCs w:val="14"/>
+          <w:highlight w:val="lightGray"/>
           <w:shd w:val="clear" w:color="auto" w:fill="B7B7B7"/>
         </w:rPr>
-        <w:t xml:space="preserve"> </w:t>
-      </w:r>
-      <w:r>
-        <w:rPr>
-          <w:b/>
-          <w:sz w:val="14"/>
-          <w:szCs w:val="14"/>
-          <w:shd w:val="clear" w:color="auto" w:fill="B7B7B7"/>
-        </w:rPr>
-        <w:t>(</w:t>
-      </w:r>
-      <w:r>
-        <w:rPr>
-          <w:b/>
-          <w:sz w:val="14"/>
-          <w:szCs w:val="14"/>
-          <w:shd w:val="clear" w:color="auto" w:fill="B7B7B7"/>
-        </w:rPr>
-        <w:t>GPT</w:t>
-      </w:r>
-      <w:r>
-        <w:rPr>
-          <w:rFonts w:ascii="Cambria Math" w:hAnsi="Cambria Math" w:cs="Cambria Math"/>
-          <w:b/>
-          <w:sz w:val="14"/>
-          <w:szCs w:val="14"/>
-          <w:shd w:val="clear" w:color="auto" w:fill="B7B7B7"/>
-        </w:rPr>
-        <w:t>‑</w:t>
-      </w:r>
-      <w:r>
-        <w:rPr>
-          <w:b/>
-          <w:sz w:val="14"/>
-          <w:szCs w:val="14"/>
-          <w:shd w:val="clear" w:color="auto" w:fill="B7B7B7"/>
-        </w:rPr>
-        <w:t>5 Mini</w:t>
-      </w:r>
-      <w:r>
-        <w:rPr>
-          <w:b/>
-          <w:sz w:val="14"/>
-          <w:szCs w:val="14"/>
-          <w:shd w:val="clear" w:color="auto" w:fill="B7B7B7"/>
-        </w:rPr>
-        <w:t>) at [9/</w:t>
-      </w:r>
-      <w:r>
-        <w:rPr>
-          <w:b/>
-          <w:sz w:val="14"/>
-          <w:szCs w:val="14"/>
-          <w:shd w:val="clear" w:color="auto" w:fill="B7B7B7"/>
-        </w:rPr>
-        <w:t>5</w:t>
-      </w:r>
-      <w:r>
-        <w:rPr>
-          <w:b/>
-          <w:sz w:val="14"/>
-          <w:szCs w:val="14"/>
-          <w:shd w:val="clear" w:color="auto" w:fill="B7B7B7"/>
-        </w:rPr>
-        <w:t>/2025]</w:t>
+        <w:t>5 Mini) at [9/5/2025]</w:t>
       </w:r>
     </w:p>
     <w:p>
@@ -207,7 +153,7 @@
         <w:rPr>
           <w:lang w:bidi="ar-EG"/>
         </w:rPr>
-        <w:pict w14:anchorId="7AE88634">
+        <w:pict w14:anchorId="0587FA5E">
           <v:rect id="_x0000_i1025" style="width:0;height:1.5pt" o:hralign="center" o:hrstd="t" o:hr="t" fillcolor="#a0a0a0" stroked="f"/>
         </w:pict>
       </w:r>
@@ -239,78 +185,42 @@
       </w:pPr>
       <w:r>
         <w:rPr>
-          <w:b/>
+          <w:rFonts w:ascii="Arial" w:eastAsia="Arial" w:hAnsi="Arial"/>
+          <w:sz w:val="18"/>
+          <w:highlight w:val="lightGray"/>
           <w:shd w:val="clear" w:color="auto" w:fill="B7B7B7"/>
         </w:rPr>
-        <w:t># Source</w:t>
-      </w:r>
-      <w:r>
-        <w:rPr>
+        <w:t xml:space="preserve"># Source: Chatgot </w:t>
+      </w:r>
+      <w:r>
+        <w:rPr>
+          <w:rFonts w:ascii="Arial" w:eastAsia="Arial" w:hAnsi="Arial"/>
+          <w:sz w:val="18"/>
+          <w:szCs w:val="14"/>
+          <w:highlight w:val="lightGray"/>
           <w:shd w:val="clear" w:color="auto" w:fill="B7B7B7"/>
         </w:rPr>
-        <w:t xml:space="preserve">: </w:t>
-      </w:r>
-      <w:proofErr w:type="spellStart"/>
-      <w:r>
-        <w:rPr>
-          <w:b/>
+        <w:t>(GPT</w:t>
+      </w:r>
+      <w:r>
+        <w:rPr>
+          <w:rFonts w:ascii="Arial" w:eastAsia="Arial" w:hAnsi="Arial" w:cs="Cambria Math"/>
+          <w:sz w:val="18"/>
+          <w:szCs w:val="14"/>
+          <w:highlight w:val="lightGray"/>
           <w:shd w:val="clear" w:color="auto" w:fill="B7B7B7"/>
         </w:rPr>
-        <w:t>Chatgot</w:t>
-      </w:r>
-      <w:proofErr w:type="spellEnd"/>
-      <w:r>
-        <w:rPr>
-          <w:b/>
+        <w:t>‑</w:t>
+      </w:r>
+      <w:r>
+        <w:rPr>
+          <w:rFonts w:ascii="Arial" w:eastAsia="Arial" w:hAnsi="Arial"/>
+          <w:sz w:val="18"/>
+          <w:szCs w:val="14"/>
+          <w:highlight w:val="lightGray"/>
           <w:shd w:val="clear" w:color="auto" w:fill="B7B7B7"/>
         </w:rPr>
-        <w:t xml:space="preserve"> </w:t>
-      </w:r>
-      <w:r>
-        <w:rPr>
-          <w:b/>
-          <w:sz w:val="14"/>
-          <w:szCs w:val="14"/>
-          <w:shd w:val="clear" w:color="auto" w:fill="B7B7B7"/>
-        </w:rPr>
-        <w:t>(</w:t>
-      </w:r>
-      <w:r>
-        <w:rPr>
-          <w:b/>
-          <w:sz w:val="14"/>
-          <w:szCs w:val="14"/>
-          <w:shd w:val="clear" w:color="auto" w:fill="B7B7B7"/>
-        </w:rPr>
-        <w:t>GPT</w:t>
-      </w:r>
-      <w:r>
-        <w:rPr>
-          <w:rFonts w:ascii="Cambria Math" w:hAnsi="Cambria Math" w:cs="Cambria Math"/>
-          <w:b/>
-          <w:sz w:val="14"/>
-          <w:szCs w:val="14"/>
-          <w:shd w:val="clear" w:color="auto" w:fill="B7B7B7"/>
-        </w:rPr>
-        <w:t>‑</w:t>
-      </w:r>
-      <w:r>
-        <w:rPr>
-          <w:b/>
-          <w:sz w:val="14"/>
-          <w:szCs w:val="14"/>
-          <w:shd w:val="clear" w:color="auto" w:fill="B7B7B7"/>
-        </w:rPr>
-        <w:t>5 Mini</w:t>
-      </w:r>
-      <w:r>
-        <w:rPr>
-          <w:b/>
-          <w:sz w:val="14"/>
-          <w:szCs w:val="14"/>
-          <w:shd w:val="clear" w:color="auto" w:fill="B7B7B7"/>
-        </w:rPr>
-        <w:t>) at [9/5/2025]</w:t>
+        <w:t>5 Mini) at [9/5/2025]</w:t>
       </w:r>
     </w:p>
     <w:p>
@@ -524,7 +434,6 @@
           <w:bCs/>
           <w:lang w:bidi="ar-EG"/>
         </w:rPr>
-        <w:lastRenderedPageBreak/>
         <w:t>Continuous Improvement</w:t>
       </w:r>
     </w:p>
@@ -616,7 +525,7 @@
         <w:rPr>
           <w:lang w:bidi="ar-EG"/>
         </w:rPr>
-        <w:pict w14:anchorId="45716383">
+        <w:pict w14:anchorId="4C9CA3B7">
           <v:rect id="_x0000_i1026" style="width:0;height:1.5pt" o:hralign="center" o:hrstd="t" o:hr="t" fillcolor="#a0a0a0" stroked="f"/>
         </w:pict>
       </w:r>
@@ -648,78 +557,42 @@
       </w:pPr>
       <w:r>
         <w:rPr>
-          <w:b/>
+          <w:rFonts w:ascii="Arial" w:eastAsia="Arial" w:hAnsi="Arial"/>
+          <w:sz w:val="18"/>
+          <w:highlight w:val="lightGray"/>
           <w:shd w:val="clear" w:color="auto" w:fill="B7B7B7"/>
         </w:rPr>
-        <w:t># Source</w:t>
-      </w:r>
-      <w:r>
-        <w:rPr>
+        <w:t xml:space="preserve"># Source: Chatgot </w:t>
+      </w:r>
+      <w:r>
+        <w:rPr>
+          <w:rFonts w:ascii="Arial" w:eastAsia="Arial" w:hAnsi="Arial"/>
+          <w:sz w:val="18"/>
+          <w:szCs w:val="14"/>
+          <w:highlight w:val="lightGray"/>
           <w:shd w:val="clear" w:color="auto" w:fill="B7B7B7"/>
         </w:rPr>
-        <w:t xml:space="preserve">: </w:t>
-      </w:r>
-      <w:proofErr w:type="spellStart"/>
-      <w:r>
-        <w:rPr>
-          <w:b/>
+        <w:t>(GPT</w:t>
+      </w:r>
+      <w:r>
+        <w:rPr>
+          <w:rFonts w:ascii="Arial" w:eastAsia="Arial" w:hAnsi="Arial" w:cs="Cambria Math"/>
+          <w:sz w:val="18"/>
+          <w:szCs w:val="14"/>
+          <w:highlight w:val="lightGray"/>
           <w:shd w:val="clear" w:color="auto" w:fill="B7B7B7"/>
         </w:rPr>
-        <w:t>Chatgot</w:t>
-      </w:r>
-      <w:proofErr w:type="spellEnd"/>
-      <w:r>
-        <w:rPr>
-          <w:b/>
+        <w:t>‑</w:t>
+      </w:r>
+      <w:r>
+        <w:rPr>
+          <w:rFonts w:ascii="Arial" w:eastAsia="Arial" w:hAnsi="Arial"/>
+          <w:sz w:val="18"/>
+          <w:szCs w:val="14"/>
+          <w:highlight w:val="lightGray"/>
           <w:shd w:val="clear" w:color="auto" w:fill="B7B7B7"/>
         </w:rPr>
-        <w:t xml:space="preserve"> </w:t>
-      </w:r>
-      <w:r>
-        <w:rPr>
-          <w:b/>
-          <w:sz w:val="14"/>
-          <w:szCs w:val="14"/>
-          <w:shd w:val="clear" w:color="auto" w:fill="B7B7B7"/>
-        </w:rPr>
-        <w:t>(</w:t>
-      </w:r>
-      <w:r>
-        <w:rPr>
-          <w:b/>
-          <w:sz w:val="14"/>
-          <w:szCs w:val="14"/>
-          <w:shd w:val="clear" w:color="auto" w:fill="B7B7B7"/>
-        </w:rPr>
-        <w:t>GPT</w:t>
-      </w:r>
-      <w:r>
-        <w:rPr>
-          <w:rFonts w:ascii="Cambria Math" w:hAnsi="Cambria Math" w:cs="Cambria Math"/>
-          <w:b/>
-          <w:sz w:val="14"/>
-          <w:szCs w:val="14"/>
-          <w:shd w:val="clear" w:color="auto" w:fill="B7B7B7"/>
-        </w:rPr>
-        <w:t>‑</w:t>
-      </w:r>
-      <w:r>
-        <w:rPr>
-          <w:b/>
-          <w:sz w:val="14"/>
-          <w:szCs w:val="14"/>
-          <w:shd w:val="clear" w:color="auto" w:fill="B7B7B7"/>
-        </w:rPr>
-        <w:t>5 Mini</w:t>
-      </w:r>
-      <w:r>
-        <w:rPr>
-          <w:b/>
-          <w:sz w:val="14"/>
-          <w:szCs w:val="14"/>
-          <w:shd w:val="clear" w:color="auto" w:fill="B7B7B7"/>
-        </w:rPr>
-        <w:t>) at [9/5/2025]</w:t>
+        <w:t>5 Mini) at [9/5/2025]</w:t>
       </w:r>
     </w:p>
     <w:p>
@@ -844,7 +717,7 @@
         <w:rPr>
           <w:lang w:bidi="ar-EG"/>
         </w:rPr>
-        <w:pict w14:anchorId="2A0384B7">
+        <w:pict w14:anchorId="30418CD5">
           <v:rect id="_x0000_i1027" style="width:0;height:1.5pt" o:hralign="center" o:hrstd="t" o:hr="t" fillcolor="#a0a0a0" stroked="f"/>
         </w:pict>
       </w:r>
@@ -876,78 +749,42 @@
       </w:pPr>
       <w:r>
         <w:rPr>
-          <w:b/>
+          <w:rFonts w:ascii="Arial" w:eastAsia="Arial" w:hAnsi="Arial"/>
+          <w:sz w:val="18"/>
+          <w:highlight w:val="lightGray"/>
           <w:shd w:val="clear" w:color="auto" w:fill="B7B7B7"/>
         </w:rPr>
-        <w:t># Source</w:t>
-      </w:r>
-      <w:r>
-        <w:rPr>
+        <w:t xml:space="preserve"># Source: Chatgot </w:t>
+      </w:r>
+      <w:r>
+        <w:rPr>
+          <w:rFonts w:ascii="Arial" w:eastAsia="Arial" w:hAnsi="Arial"/>
+          <w:sz w:val="18"/>
+          <w:szCs w:val="14"/>
+          <w:highlight w:val="lightGray"/>
           <w:shd w:val="clear" w:color="auto" w:fill="B7B7B7"/>
         </w:rPr>
-        <w:t xml:space="preserve">: </w:t>
-      </w:r>
-      <w:proofErr w:type="spellStart"/>
-      <w:r>
-        <w:rPr>
-          <w:b/>
+        <w:t>(GPT</w:t>
+      </w:r>
+      <w:r>
+        <w:rPr>
+          <w:rFonts w:ascii="Arial" w:eastAsia="Arial" w:hAnsi="Arial" w:cs="Cambria Math"/>
+          <w:sz w:val="18"/>
+          <w:szCs w:val="14"/>
+          <w:highlight w:val="lightGray"/>
           <w:shd w:val="clear" w:color="auto" w:fill="B7B7B7"/>
         </w:rPr>
-        <w:t>Chatgot</w:t>
-      </w:r>
-      <w:proofErr w:type="spellEnd"/>
-      <w:r>
-        <w:rPr>
-          <w:b/>
+        <w:t>‑</w:t>
+      </w:r>
+      <w:r>
+        <w:rPr>
+          <w:rFonts w:ascii="Arial" w:eastAsia="Arial" w:hAnsi="Arial"/>
+          <w:sz w:val="18"/>
+          <w:szCs w:val="14"/>
+          <w:highlight w:val="lightGray"/>
           <w:shd w:val="clear" w:color="auto" w:fill="B7B7B7"/>
         </w:rPr>
-        <w:t xml:space="preserve"> </w:t>
-      </w:r>
-      <w:r>
-        <w:rPr>
-          <w:b/>
-          <w:sz w:val="14"/>
-          <w:szCs w:val="14"/>
-          <w:shd w:val="clear" w:color="auto" w:fill="B7B7B7"/>
-        </w:rPr>
-        <w:t>(</w:t>
-      </w:r>
-      <w:r>
-        <w:rPr>
-          <w:b/>
-          <w:sz w:val="14"/>
-          <w:szCs w:val="14"/>
-          <w:shd w:val="clear" w:color="auto" w:fill="B7B7B7"/>
-        </w:rPr>
-        <w:t>GPT</w:t>
-      </w:r>
-      <w:r>
-        <w:rPr>
-          <w:rFonts w:ascii="Cambria Math" w:hAnsi="Cambria Math" w:cs="Cambria Math"/>
-          <w:b/>
-          <w:sz w:val="14"/>
-          <w:szCs w:val="14"/>
-          <w:shd w:val="clear" w:color="auto" w:fill="B7B7B7"/>
-        </w:rPr>
-        <w:t>‑</w:t>
-      </w:r>
-      <w:r>
-        <w:rPr>
-          <w:b/>
-          <w:sz w:val="14"/>
-          <w:szCs w:val="14"/>
-          <w:shd w:val="clear" w:color="auto" w:fill="B7B7B7"/>
-        </w:rPr>
-        <w:t>5 Mini</w:t>
-      </w:r>
-      <w:r>
-        <w:rPr>
-          <w:b/>
-          <w:sz w:val="14"/>
-          <w:szCs w:val="14"/>
-          <w:shd w:val="clear" w:color="auto" w:fill="B7B7B7"/>
-        </w:rPr>
-        <w:t>) at [9/5/2025]</w:t>
+        <w:t>5 Mini) at [9/5/2025]</w:t>
       </w:r>
     </w:p>
     <w:p>
@@ -1073,7 +910,6 @@
           <w:rFonts w:ascii="Roboto Mono" w:hAnsi="Roboto Mono"/>
           <w:lang w:bidi="ar-EG"/>
         </w:rPr>
-        <w:lastRenderedPageBreak/>
         <w:t>All team members discuss defects in daily stand-ups.</w:t>
       </w:r>
     </w:p>
@@ -1118,7 +954,7 @@
         <w:rPr>
           <w:lang w:bidi="ar-EG"/>
         </w:rPr>
-        <w:pict w14:anchorId="64071813">
+        <w:pict w14:anchorId="5DC489B0">
           <v:rect id="_x0000_i1028" style="width:0;height:1.5pt" o:hralign="center" o:hrstd="t" o:hr="t" fillcolor="#a0a0a0" stroked="f"/>
         </w:pict>
       </w:r>
@@ -1150,78 +986,42 @@
       </w:pPr>
       <w:r>
         <w:rPr>
-          <w:b/>
+          <w:rFonts w:ascii="Arial" w:eastAsia="Arial" w:hAnsi="Arial"/>
+          <w:sz w:val="18"/>
+          <w:highlight w:val="lightGray"/>
           <w:shd w:val="clear" w:color="auto" w:fill="B7B7B7"/>
         </w:rPr>
-        <w:t># Source</w:t>
-      </w:r>
-      <w:r>
-        <w:rPr>
+        <w:t xml:space="preserve"># Source: Chatgot </w:t>
+      </w:r>
+      <w:r>
+        <w:rPr>
+          <w:rFonts w:ascii="Arial" w:eastAsia="Arial" w:hAnsi="Arial"/>
+          <w:sz w:val="18"/>
+          <w:szCs w:val="14"/>
+          <w:highlight w:val="lightGray"/>
           <w:shd w:val="clear" w:color="auto" w:fill="B7B7B7"/>
         </w:rPr>
-        <w:t xml:space="preserve">: </w:t>
-      </w:r>
-      <w:proofErr w:type="spellStart"/>
-      <w:r>
-        <w:rPr>
-          <w:b/>
+        <w:t>(GPT</w:t>
+      </w:r>
+      <w:r>
+        <w:rPr>
+          <w:rFonts w:ascii="Arial" w:eastAsia="Arial" w:hAnsi="Arial" w:cs="Cambria Math"/>
+          <w:sz w:val="18"/>
+          <w:szCs w:val="14"/>
+          <w:highlight w:val="lightGray"/>
           <w:shd w:val="clear" w:color="auto" w:fill="B7B7B7"/>
         </w:rPr>
-        <w:t>Chatgot</w:t>
-      </w:r>
-      <w:proofErr w:type="spellEnd"/>
-      <w:r>
-        <w:rPr>
-          <w:b/>
+        <w:t>‑</w:t>
+      </w:r>
+      <w:r>
+        <w:rPr>
+          <w:rFonts w:ascii="Arial" w:eastAsia="Arial" w:hAnsi="Arial"/>
+          <w:sz w:val="18"/>
+          <w:szCs w:val="14"/>
+          <w:highlight w:val="lightGray"/>
           <w:shd w:val="clear" w:color="auto" w:fill="B7B7B7"/>
         </w:rPr>
-        <w:t xml:space="preserve"> </w:t>
-      </w:r>
-      <w:r>
-        <w:rPr>
-          <w:b/>
-          <w:sz w:val="14"/>
-          <w:szCs w:val="14"/>
-          <w:shd w:val="clear" w:color="auto" w:fill="B7B7B7"/>
-        </w:rPr>
-        <w:t>(</w:t>
-      </w:r>
-      <w:r>
-        <w:rPr>
-          <w:b/>
-          <w:sz w:val="14"/>
-          <w:szCs w:val="14"/>
-          <w:shd w:val="clear" w:color="auto" w:fill="B7B7B7"/>
-        </w:rPr>
-        <w:t>GPT</w:t>
-      </w:r>
-      <w:r>
-        <w:rPr>
-          <w:rFonts w:ascii="Cambria Math" w:hAnsi="Cambria Math" w:cs="Cambria Math"/>
-          <w:b/>
-          <w:sz w:val="14"/>
-          <w:szCs w:val="14"/>
-          <w:shd w:val="clear" w:color="auto" w:fill="B7B7B7"/>
-        </w:rPr>
-        <w:t>‑</w:t>
-      </w:r>
-      <w:r>
-        <w:rPr>
-          <w:b/>
-          <w:sz w:val="14"/>
-          <w:szCs w:val="14"/>
-          <w:shd w:val="clear" w:color="auto" w:fill="B7B7B7"/>
-        </w:rPr>
-        <w:t>5 Mini</w:t>
-      </w:r>
-      <w:r>
-        <w:rPr>
-          <w:b/>
-          <w:sz w:val="14"/>
-          <w:szCs w:val="14"/>
-          <w:shd w:val="clear" w:color="auto" w:fill="B7B7B7"/>
-        </w:rPr>
-        <w:t>) at [9/5/2025]</w:t>
+        <w:t>5 Mini) at [9/5/2025]</w:t>
       </w:r>
     </w:p>
     <w:p>
@@ -1281,7 +1081,7 @@
         <w:rPr>
           <w:lang w:bidi="ar-EG"/>
         </w:rPr>
-        <w:pict w14:anchorId="7F33888F">
+        <w:pict w14:anchorId="57E31B9F">
           <v:rect id="_x0000_i1029" style="width:0;height:1.5pt" o:hralign="center" o:hrstd="t" o:hr="t" fillcolor="#a0a0a0" stroked="f"/>
         </w:pict>
       </w:r>
@@ -1293,6 +1093,7 @@
         </w:rPr>
       </w:pPr>
     </w:p>
+    <w:p/>
     <w:sectPr>
       <w:pgSz w:w="12240" w:h="15840"/>
       <w:pgMar w:top="1440" w:right="1440" w:bottom="1440" w:left="1440" w:header="720" w:footer="720" w:gutter="0"/>
@@ -2132,7 +1933,6 @@
   <w:style w:type="paragraph" w:default="1" w:styleId="Normal">
     <w:name w:val="Normal"/>
     <w:qFormat/>
-    <w:rsid w:val="002311F4"/>
   </w:style>
   <w:style w:type="paragraph" w:styleId="Heading1">
     <w:name w:val="heading 1"/>
@@ -2141,7 +1941,7 @@
     <w:link w:val="Heading1Char"/>
     <w:uiPriority w:val="9"/>
     <w:qFormat/>
-    <w:rsid w:val="00723587"/>
+    <w:rsid w:val="00ED07F9"/>
     <w:pPr>
       <w:keepNext/>
       <w:keepLines/>
@@ -2163,7 +1963,7 @@
     <w:uiPriority w:val="9"/>
     <w:unhideWhenUsed/>
     <w:qFormat/>
-    <w:rsid w:val="00723587"/>
+    <w:rsid w:val="00ED07F9"/>
     <w:pPr>
       <w:keepNext/>
       <w:keepLines/>
@@ -2183,9 +1983,10 @@
     <w:next w:val="Normal"/>
     <w:link w:val="Heading3Char"/>
     <w:uiPriority w:val="9"/>
+    <w:semiHidden/>
     <w:unhideWhenUsed/>
     <w:qFormat/>
-    <w:rsid w:val="00723587"/>
+    <w:rsid w:val="00ED07F9"/>
     <w:pPr>
       <w:keepNext/>
       <w:keepLines/>
@@ -2208,7 +2009,7 @@
     <w:semiHidden/>
     <w:unhideWhenUsed/>
     <w:qFormat/>
-    <w:rsid w:val="00723587"/>
+    <w:rsid w:val="00ED07F9"/>
     <w:pPr>
       <w:keepNext/>
       <w:keepLines/>
@@ -2231,7 +2032,7 @@
     <w:semiHidden/>
     <w:unhideWhenUsed/>
     <w:qFormat/>
-    <w:rsid w:val="00723587"/>
+    <w:rsid w:val="00ED07F9"/>
     <w:pPr>
       <w:keepNext/>
       <w:keepLines/>
@@ -2252,7 +2053,7 @@
     <w:semiHidden/>
     <w:unhideWhenUsed/>
     <w:qFormat/>
-    <w:rsid w:val="00723587"/>
+    <w:rsid w:val="00ED07F9"/>
     <w:pPr>
       <w:keepNext/>
       <w:keepLines/>
@@ -2275,7 +2076,7 @@
     <w:semiHidden/>
     <w:unhideWhenUsed/>
     <w:qFormat/>
-    <w:rsid w:val="00723587"/>
+    <w:rsid w:val="00ED07F9"/>
     <w:pPr>
       <w:keepNext/>
       <w:keepLines/>
@@ -2296,7 +2097,7 @@
     <w:semiHidden/>
     <w:unhideWhenUsed/>
     <w:qFormat/>
-    <w:rsid w:val="00723587"/>
+    <w:rsid w:val="00ED07F9"/>
     <w:pPr>
       <w:keepNext/>
       <w:keepLines/>
@@ -2319,7 +2120,7 @@
     <w:semiHidden/>
     <w:unhideWhenUsed/>
     <w:qFormat/>
-    <w:rsid w:val="00723587"/>
+    <w:rsid w:val="00ED07F9"/>
     <w:pPr>
       <w:keepNext/>
       <w:keepLines/>
@@ -2363,7 +2164,7 @@
     <w:basedOn w:val="DefaultParagraphFont"/>
     <w:link w:val="Heading1"/>
     <w:uiPriority w:val="9"/>
-    <w:rsid w:val="00723587"/>
+    <w:rsid w:val="00ED07F9"/>
     <w:rPr>
       <w:rFonts w:asciiTheme="majorHAnsi" w:eastAsiaTheme="majorEastAsia" w:hAnsiTheme="majorHAnsi" w:cstheme="majorBidi"/>
       <w:color w:val="2F5496" w:themeColor="accent1" w:themeShade="BF"/>
@@ -2376,7 +2177,7 @@
     <w:basedOn w:val="DefaultParagraphFont"/>
     <w:link w:val="Heading2"/>
     <w:uiPriority w:val="9"/>
-    <w:rsid w:val="00723587"/>
+    <w:rsid w:val="00ED07F9"/>
     <w:rPr>
       <w:rFonts w:asciiTheme="majorHAnsi" w:eastAsiaTheme="majorEastAsia" w:hAnsiTheme="majorHAnsi" w:cstheme="majorBidi"/>
       <w:color w:val="2F5496" w:themeColor="accent1" w:themeShade="BF"/>
@@ -2389,7 +2190,8 @@
     <w:basedOn w:val="DefaultParagraphFont"/>
     <w:link w:val="Heading3"/>
     <w:uiPriority w:val="9"/>
-    <w:rsid w:val="00723587"/>
+    <w:semiHidden/>
+    <w:rsid w:val="00ED07F9"/>
     <w:rPr>
       <w:rFonts w:eastAsiaTheme="majorEastAsia" w:cstheme="majorBidi"/>
       <w:color w:val="2F5496" w:themeColor="accent1" w:themeShade="BF"/>
@@ -2403,7 +2205,7 @@
     <w:link w:val="Heading4"/>
     <w:uiPriority w:val="9"/>
     <w:semiHidden/>
-    <w:rsid w:val="00723587"/>
+    <w:rsid w:val="00ED07F9"/>
     <w:rPr>
       <w:rFonts w:eastAsiaTheme="majorEastAsia" w:cstheme="majorBidi"/>
       <w:i/>
@@ -2417,7 +2219,7 @@
     <w:link w:val="Heading5"/>
     <w:uiPriority w:val="9"/>
     <w:semiHidden/>
-    <w:rsid w:val="00723587"/>
+    <w:rsid w:val="00ED07F9"/>
     <w:rPr>
       <w:rFonts w:eastAsiaTheme="majorEastAsia" w:cstheme="majorBidi"/>
       <w:color w:val="2F5496" w:themeColor="accent1" w:themeShade="BF"/>
@@ -2429,7 +2231,7 @@
     <w:link w:val="Heading6"/>
     <w:uiPriority w:val="9"/>
     <w:semiHidden/>
-    <w:rsid w:val="00723587"/>
+    <w:rsid w:val="00ED07F9"/>
     <w:rPr>
       <w:rFonts w:eastAsiaTheme="majorEastAsia" w:cstheme="majorBidi"/>
       <w:i/>
@@ -2443,7 +2245,7 @@
     <w:link w:val="Heading7"/>
     <w:uiPriority w:val="9"/>
     <w:semiHidden/>
-    <w:rsid w:val="00723587"/>
+    <w:rsid w:val="00ED07F9"/>
     <w:rPr>
       <w:rFonts w:eastAsiaTheme="majorEastAsia" w:cstheme="majorBidi"/>
       <w:color w:val="595959" w:themeColor="text1" w:themeTint="A6"/>
@@ -2455,7 +2257,7 @@
     <w:link w:val="Heading8"/>
     <w:uiPriority w:val="9"/>
     <w:semiHidden/>
-    <w:rsid w:val="00723587"/>
+    <w:rsid w:val="00ED07F9"/>
     <w:rPr>
       <w:rFonts w:eastAsiaTheme="majorEastAsia" w:cstheme="majorBidi"/>
       <w:i/>
@@ -2469,7 +2271,7 @@
     <w:link w:val="Heading9"/>
     <w:uiPriority w:val="9"/>
     <w:semiHidden/>
-    <w:rsid w:val="00723587"/>
+    <w:rsid w:val="00ED07F9"/>
     <w:rPr>
       <w:rFonts w:eastAsiaTheme="majorEastAsia" w:cstheme="majorBidi"/>
       <w:color w:val="272727" w:themeColor="text1" w:themeTint="D8"/>
@@ -2482,7 +2284,7 @@
     <w:link w:val="TitleChar"/>
     <w:uiPriority w:val="10"/>
     <w:qFormat/>
-    <w:rsid w:val="00723587"/>
+    <w:rsid w:val="00ED07F9"/>
     <w:pPr>
       <w:spacing w:after="80" w:line="240" w:lineRule="auto"/>
       <w:contextualSpacing/>
@@ -2500,7 +2302,7 @@
     <w:basedOn w:val="DefaultParagraphFont"/>
     <w:link w:val="Title"/>
     <w:uiPriority w:val="10"/>
-    <w:rsid w:val="00723587"/>
+    <w:rsid w:val="00ED07F9"/>
     <w:rPr>
       <w:rFonts w:asciiTheme="majorHAnsi" w:eastAsiaTheme="majorEastAsia" w:hAnsiTheme="majorHAnsi" w:cstheme="majorBidi"/>
       <w:spacing w:val="-10"/>
@@ -2516,7 +2318,7 @@
     <w:link w:val="SubtitleChar"/>
     <w:uiPriority w:val="11"/>
     <w:qFormat/>
-    <w:rsid w:val="00723587"/>
+    <w:rsid w:val="00ED07F9"/>
     <w:pPr>
       <w:numPr>
         <w:ilvl w:val="1"/>
@@ -2535,7 +2337,7 @@
     <w:basedOn w:val="DefaultParagraphFont"/>
     <w:link w:val="Subtitle"/>
     <w:uiPriority w:val="11"/>
-    <w:rsid w:val="00723587"/>
+    <w:rsid w:val="00ED07F9"/>
     <w:rPr>
       <w:rFonts w:eastAsiaTheme="majorEastAsia" w:cstheme="majorBidi"/>
       <w:color w:val="595959" w:themeColor="text1" w:themeTint="A6"/>
@@ -2551,7 +2353,7 @@
     <w:link w:val="QuoteChar"/>
     <w:uiPriority w:val="29"/>
     <w:qFormat/>
-    <w:rsid w:val="00723587"/>
+    <w:rsid w:val="00ED07F9"/>
     <w:pPr>
       <w:spacing w:before="160"/>
       <w:jc w:val="center"/>
@@ -2567,7 +2369,7 @@
     <w:basedOn w:val="DefaultParagraphFont"/>
     <w:link w:val="Quote"/>
     <w:uiPriority w:val="29"/>
-    <w:rsid w:val="00723587"/>
+    <w:rsid w:val="00ED07F9"/>
     <w:rPr>
       <w:i/>
       <w:iCs/>
@@ -2579,7 +2381,7 @@
     <w:basedOn w:val="Normal"/>
     <w:uiPriority w:val="34"/>
     <w:qFormat/>
-    <w:rsid w:val="00723587"/>
+    <w:rsid w:val="00ED07F9"/>
     <w:pPr>
       <w:ind w:left="720"/>
       <w:contextualSpacing/>
@@ -2590,7 +2392,7 @@
     <w:basedOn w:val="DefaultParagraphFont"/>
     <w:uiPriority w:val="21"/>
     <w:qFormat/>
-    <w:rsid w:val="00723587"/>
+    <w:rsid w:val="00ED07F9"/>
     <w:rPr>
       <w:i/>
       <w:iCs/>
@@ -2604,7 +2406,7 @@
     <w:link w:val="IntenseQuoteChar"/>
     <w:uiPriority w:val="30"/>
     <w:qFormat/>
-    <w:rsid w:val="00723587"/>
+    <w:rsid w:val="00ED07F9"/>
     <w:pPr>
       <w:pBdr>
         <w:top w:val="single" w:sz="4" w:space="10" w:color="2F5496" w:themeColor="accent1" w:themeShade="BF"/>
@@ -2625,7 +2427,7 @@
     <w:basedOn w:val="DefaultParagraphFont"/>
     <w:link w:val="IntenseQuote"/>
     <w:uiPriority w:val="30"/>
-    <w:rsid w:val="00723587"/>
+    <w:rsid w:val="00ED07F9"/>
     <w:rPr>
       <w:i/>
       <w:iCs/>
@@ -2637,7 +2439,7 @@
     <w:basedOn w:val="DefaultParagraphFont"/>
     <w:uiPriority w:val="32"/>
     <w:qFormat/>
-    <w:rsid w:val="00723587"/>
+    <w:rsid w:val="00ED07F9"/>
     <w:rPr>
       <w:b/>
       <w:bCs/>
